--- a/Solve any LeetCode Problem.docx
+++ b/Solve any LeetCode Problem.docx
@@ -735,6 +735,56 @@
           <w:lang w:eastAsia="en-IN"/>
         </w:rPr>
         <w:t>If your solution doesn't pass all test cases, analyze your code, understand the mistakes, and learn from them.</w:t>
+      </w:r>
+      <w:r>
+        <w:rPr>
+          <w:rFonts w:ascii="Futura" w:eastAsia="Times New Roman" w:hAnsi="Futura" w:cs="Fira Code"/>
+          <w:sz w:val="24"/>
+          <w:szCs w:val="24"/>
+          <w:lang w:eastAsia="en-IN"/>
+        </w:rPr>
+        <w:t xml:space="preserve"> And, refer to the </w:t>
+      </w:r>
+      <w:hyperlink r:id="rId5" w:history="1">
+        <w:r>
+          <w:rPr>
+            <w:rStyle w:val="Hyperlink"/>
+            <w:rFonts w:ascii="Futura" w:eastAsia="Times New Roman" w:hAnsi="Futura" w:cs="Fira Code"/>
+            <w:sz w:val="24"/>
+            <w:szCs w:val="24"/>
+            <w:lang w:eastAsia="en-IN"/>
+          </w:rPr>
+          <w:t>LeetCod</w:t>
+        </w:r>
+        <w:r>
+          <w:rPr>
+            <w:rStyle w:val="Hyperlink"/>
+            <w:rFonts w:ascii="Futura" w:eastAsia="Times New Roman" w:hAnsi="Futura" w:cs="Fira Code"/>
+            <w:sz w:val="24"/>
+            <w:szCs w:val="24"/>
+            <w:lang w:eastAsia="en-IN"/>
+          </w:rPr>
+          <w:t>e</w:t>
+        </w:r>
+        <w:r>
+          <w:rPr>
+            <w:rStyle w:val="Hyperlink"/>
+            <w:rFonts w:ascii="Futura" w:eastAsia="Times New Roman" w:hAnsi="Futura" w:cs="Fira Code"/>
+            <w:sz w:val="24"/>
+            <w:szCs w:val="24"/>
+            <w:lang w:eastAsia="en-IN"/>
+          </w:rPr>
+          <w:t xml:space="preserve"> Guide</w:t>
+        </w:r>
+      </w:hyperlink>
+      <w:r>
+        <w:rPr>
+          <w:rFonts w:ascii="Futura" w:eastAsia="Times New Roman" w:hAnsi="Futura" w:cs="Fira Code"/>
+          <w:sz w:val="24"/>
+          <w:szCs w:val="24"/>
+          <w:lang w:eastAsia="en-IN"/>
+        </w:rPr>
+        <w:t xml:space="preserve"> for guidance.</w:t>
       </w:r>
     </w:p>
     <w:p>
@@ -1471,6 +1521,41 @@
       <w:lang w:eastAsia="en-IN"/>
     </w:rPr>
   </w:style>
+  <w:style w:type="character" w:styleId="Hyperlink">
+    <w:name w:val="Hyperlink"/>
+    <w:basedOn w:val="DefaultParagraphFont"/>
+    <w:uiPriority w:val="99"/>
+    <w:unhideWhenUsed/>
+    <w:rsid w:val="00FD4703"/>
+    <w:rPr>
+      <w:color w:val="0563C1" w:themeColor="hyperlink"/>
+      <w:u w:val="single"/>
+    </w:rPr>
+  </w:style>
+  <w:style w:type="character" w:styleId="UnresolvedMention">
+    <w:name w:val="Unresolved Mention"/>
+    <w:basedOn w:val="DefaultParagraphFont"/>
+    <w:uiPriority w:val="99"/>
+    <w:semiHidden/>
+    <w:unhideWhenUsed/>
+    <w:rsid w:val="00FD4703"/>
+    <w:rPr>
+      <w:color w:val="605E5C"/>
+      <w:shd w:val="clear" w:color="auto" w:fill="E1DFDD"/>
+    </w:rPr>
+  </w:style>
+  <w:style w:type="character" w:styleId="FollowedHyperlink">
+    <w:name w:val="FollowedHyperlink"/>
+    <w:basedOn w:val="DefaultParagraphFont"/>
+    <w:uiPriority w:val="99"/>
+    <w:semiHidden/>
+    <w:unhideWhenUsed/>
+    <w:rsid w:val="00B63713"/>
+    <w:rPr>
+      <w:color w:val="954F72" w:themeColor="followedHyperlink"/>
+      <w:u w:val="single"/>
+    </w:rPr>
+  </w:style>
 </w:styles>
 </file>
 
